--- a/testakten/rentenrecht-betriebsrente-pensionskasse-kuerzung-wiesbaden/02_rentenmitteilung_2025_2026.docx
+++ b/testakten/rentenrecht-betriebsrente-pensionskasse-kuerzung-wiesbaden/02_rentenmitteilung_2025_2026.docx
@@ -4,56 +4,631 @@
   <w:body>
     <w:p>
       <w:pPr>
-        <w:spacing w:after="120" w:line="259" w:lineRule="auto"/>
-        <w:jc w:val="left"/>
+        <w:spacing w:after="180"/>
       </w:pPr>
       <w:r>
         <w:rPr>
-          <w:rFonts w:ascii="Times New Roman" w:hAnsi="Times New Roman"/>
+          <w:rFonts w:ascii="Arial" w:hAnsi="Arial" w:eastAsia="Arial"/>
+          <w:b/>
+          <w:color w:val="5C6569"/>
+          <w:sz w:val="16"/>
+        </w:rPr>
+        <w:t>LEISTUNGSMITTEILUNG</w:t>
+      </w:r>
+    </w:p>
+    <w:p>
+      <w:pPr>
+        <w:spacing w:after="100"/>
+      </w:pPr>
+      <w:r>
+        <w:rPr>
+          <w:rFonts w:ascii="Arial" w:hAnsi="Arial" w:eastAsia="Arial"/>
           <w:b w:val="0"/>
-          <w:i w:val="0"/>
-          <w:sz w:val="22"/>
+          <w:color w:val="5C6569"/>
+          <w:sz w:val="14"/>
         </w:rPr>
-        <w:t>Rentenberatung Jessen &amp; Kollegium | Aktenzeichen intern 2026-RNT-6215</w:t>
+        <w:t>Rhein-Main Pensionskasse VVaG · Abraham-Lincoln-Straße 24 · 65189 Wiesbaden</w:t>
+      </w:r>
+    </w:p>
+    <w:p>
+      <w:pPr>
+        <w:spacing w:after="0"/>
+      </w:pPr>
+      <w:r>
+        <w:rPr>
+          <w:rFonts w:ascii="Arial" w:hAnsi="Arial" w:eastAsia="Arial"/>
+          <w:b w:val="0"/>
+          <w:sz w:val="18"/>
+        </w:rPr>
+        <w:t>Frau Brigitte Lampe</w:t>
+      </w:r>
+    </w:p>
+    <w:p>
+      <w:pPr>
+        <w:spacing w:after="0"/>
+      </w:pPr>
+      <w:r>
+        <w:rPr>
+          <w:rFonts w:ascii="Arial" w:hAnsi="Arial" w:eastAsia="Arial"/>
+          <w:b w:val="0"/>
+          <w:sz w:val="18"/>
+        </w:rPr>
+        <w:t>Schiersteiner Straße 82</w:t>
+      </w:r>
+    </w:p>
+    <w:p>
+      <w:pPr>
+        <w:spacing w:after="0"/>
+      </w:pPr>
+      <w:r>
+        <w:rPr>
+          <w:rFonts w:ascii="Arial" w:hAnsi="Arial" w:eastAsia="Arial"/>
+          <w:b w:val="0"/>
+          <w:sz w:val="18"/>
+        </w:rPr>
+        <w:t>65187 Wiesbaden</w:t>
+      </w:r>
+    </w:p>
+    <w:p/>
+    <w:tbl>
+      <w:tblPr>
+        <w:tblW w:type="auto" w:w="0"/>
+        <w:jc w:val="right"/>
+        <w:tblLayout w:type="fixed"/>
+        <w:tblLook w:firstColumn="1" w:firstRow="1" w:lastColumn="0" w:lastRow="0" w:noHBand="0" w:noVBand="1" w:val="04A0"/>
+      </w:tblPr>
+      <w:tblGrid>
+        <w:gridCol w:w="4720"/>
+        <w:gridCol w:w="4720"/>
+      </w:tblGrid>
+      <w:tr>
+        <w:tc>
+          <w:tcPr>
+            <w:tcW w:type="dxa" w:w="1757"/>
+          </w:tcPr>
+          <w:p>
+            <w:r>
+              <w:rPr>
+                <w:rFonts w:ascii="Arial" w:hAnsi="Arial" w:eastAsia="Arial"/>
+                <w:b/>
+                <w:color w:val="5C6569"/>
+                <w:sz w:val="16"/>
+              </w:rPr>
+              <w:t>Datum</w:t>
+            </w:r>
+          </w:p>
+        </w:tc>
+        <w:tc>
+          <w:tcPr>
+            <w:tcW w:type="dxa" w:w="2948"/>
+          </w:tcPr>
+          <w:p>
+            <w:r>
+              <w:rPr>
+                <w:rFonts w:ascii="Arial" w:hAnsi="Arial" w:eastAsia="Arial"/>
+                <w:b w:val="0"/>
+                <w:sz w:val="16"/>
+              </w:rPr>
+              <w:t>7. Juni 2026</w:t>
+            </w:r>
+          </w:p>
+        </w:tc>
+      </w:tr>
+      <w:tr>
+        <w:tc>
+          <w:tcPr>
+            <w:tcW w:type="dxa" w:w="1757"/>
+          </w:tcPr>
+          <w:p>
+            <w:r>
+              <w:rPr>
+                <w:rFonts w:ascii="Arial" w:hAnsi="Arial" w:eastAsia="Arial"/>
+                <w:b/>
+                <w:color w:val="5C6569"/>
+                <w:sz w:val="16"/>
+              </w:rPr>
+              <w:t>Aktenzeichen</w:t>
+            </w:r>
+          </w:p>
+        </w:tc>
+        <w:tc>
+          <w:tcPr>
+            <w:tcW w:type="dxa" w:w="2948"/>
+          </w:tcPr>
+          <w:p>
+            <w:r>
+              <w:rPr>
+                <w:rFonts w:ascii="Arial" w:hAnsi="Arial" w:eastAsia="Arial"/>
+                <w:b w:val="0"/>
+                <w:sz w:val="16"/>
+              </w:rPr>
+              <w:t>RM-1989-044716 / LS3-26-1187</w:t>
+            </w:r>
+          </w:p>
+        </w:tc>
+      </w:tr>
+      <w:tr>
+        <w:tc>
+          <w:tcPr>
+            <w:tcW w:type="dxa" w:w="1757"/>
+          </w:tcPr>
+          <w:p>
+            <w:r>
+              <w:rPr>
+                <w:rFonts w:ascii="Arial" w:hAnsi="Arial" w:eastAsia="Arial"/>
+                <w:b/>
+                <w:color w:val="5C6569"/>
+                <w:sz w:val="16"/>
+              </w:rPr>
+              <w:t>Bearbeitung</w:t>
+            </w:r>
+          </w:p>
+        </w:tc>
+        <w:tc>
+          <w:tcPr>
+            <w:tcW w:type="dxa" w:w="2948"/>
+          </w:tcPr>
+          <w:p>
+            <w:r>
+              <w:rPr>
+                <w:rFonts w:ascii="Arial" w:hAnsi="Arial" w:eastAsia="Arial"/>
+                <w:b w:val="0"/>
+                <w:sz w:val="16"/>
+              </w:rPr>
+              <w:t>Annika Wolf · Thomas Scherer</w:t>
+            </w:r>
+          </w:p>
+        </w:tc>
+      </w:tr>
+    </w:tbl>
+    <w:p/>
+    <w:p>
+      <w:pPr>
+        <w:pStyle w:val="Title"/>
+      </w:pPr>
+      <w:r>
+        <w:rPr>
+          <w:rFonts w:ascii="Arial" w:hAnsi="Arial" w:eastAsia="Arial"/>
+          <w:b/>
+          <w:color w:val="173941"/>
+          <w:sz w:val="34"/>
+        </w:rPr>
+        <w:t>Änderung Ihrer laufenden Betriebsrente ab 1. August 2026</w:t>
+      </w:r>
+    </w:p>
+    <w:p>
+      <w:pPr>
+        <w:jc w:val="both"/>
+      </w:pPr>
+      <w:r>
+        <w:rPr>
+          <w:rFonts w:ascii="Arial" w:hAnsi="Arial" w:eastAsia="Arial"/>
+          <w:b w:val="0"/>
+          <w:sz w:val="21"/>
+        </w:rPr>
+        <w:t>Sehr geehrte Frau Lampe,</w:t>
       </w:r>
     </w:p>
     <w:p>
       <w:pPr>
         <w:pStyle w:val="Heading1"/>
-        <w:spacing w:before="120" w:after="60" w:line="259" w:lineRule="auto"/>
       </w:pPr>
       <w:r>
-        <w:rPr>
-          <w:rFonts w:ascii="Times New Roman" w:hAnsi="Times New Roman"/>
-          <w:b/>
-          <w:sz w:val="22"/>
-        </w:rPr>
-        <w:t>Rentenmitteilung</w:t>
+        <w:t>1. Bisherige Leistung</w:t>
       </w:r>
     </w:p>
     <w:p>
       <w:pPr>
-        <w:spacing w:line="259" w:lineRule="auto" w:after="60"/>
         <w:jc w:val="both"/>
       </w:pPr>
       <w:r>
-        <w:t>Die laufende Rente betrug bis Juli 2026 monatlich 486,70 EUR brutto. Ab August 2026 soll sie 445,80 EUR betragen.</w:t>
+        <w:rPr>
+          <w:rFonts w:ascii="Arial" w:hAnsi="Arial" w:eastAsia="Arial"/>
+          <w:b w:val="0"/>
+          <w:sz w:val="21"/>
+        </w:rPr>
+        <w:t>Ihre monatliche Kassenrente beträgt seit dem 1. Juli 2025 brutto 486,70 EUR. Nach Abzug des von uns an die Krankenkasse gemeldeten Zahlbetrags wurde die Leistung jeweils zum letzten Bankarbeitstag auf das Konto mit der Endung 8821 überwiesen.</w:t>
       </w:r>
     </w:p>
     <w:p>
       <w:pPr>
-        <w:spacing w:line="259" w:lineRule="auto" w:after="60"/>
+        <w:pStyle w:val="Heading1"/>
+      </w:pPr>
+      <w:r>
+        <w:t>2. Neuer Zahlbetrag</w:t>
+      </w:r>
+    </w:p>
+    <w:tbl>
+      <w:tblPr>
+        <w:tblStyle w:val="TableGrid"/>
+        <w:tblW w:type="auto" w:w="0"/>
+        <w:jc w:val="center"/>
+        <w:tblLayout w:type="fixed"/>
+        <w:tblLook w:firstColumn="1" w:firstRow="1" w:lastColumn="0" w:lastRow="0" w:noHBand="0" w:noVBand="1" w:val="04A0"/>
+      </w:tblPr>
+      <w:tblGrid>
+        <w:gridCol w:w="2360"/>
+        <w:gridCol w:w="2360"/>
+        <w:gridCol w:w="2360"/>
+        <w:gridCol w:w="2360"/>
+      </w:tblGrid>
+      <w:tr>
+        <w:trPr>
+          <w:tblHeader w:val="true"/>
+        </w:trPr>
+        <w:tc>
+          <w:tcPr>
+            <w:tcW w:type="dxa" w:w="3628"/>
+            <w:shd w:fill="E7EFF1"/>
+            <w:vAlign w:val="center"/>
+          </w:tcPr>
+          <w:p>
+            <w:r>
+              <w:rPr>
+                <w:rFonts w:ascii="Arial" w:hAnsi="Arial" w:eastAsia="Arial"/>
+                <w:b/>
+                <w:color w:val="173941"/>
+                <w:sz w:val="17"/>
+              </w:rPr>
+              <w:t>Bestandteil</w:t>
+            </w:r>
+          </w:p>
+        </w:tc>
+        <w:tc>
+          <w:tcPr>
+            <w:tcW w:type="dxa" w:w="1871"/>
+            <w:shd w:fill="E7EFF1"/>
+            <w:vAlign w:val="center"/>
+          </w:tcPr>
+          <w:p>
+            <w:r>
+              <w:rPr>
+                <w:rFonts w:ascii="Arial" w:hAnsi="Arial" w:eastAsia="Arial"/>
+                <w:b/>
+                <w:color w:val="173941"/>
+                <w:sz w:val="17"/>
+              </w:rPr>
+              <w:t>bis Juli 2026</w:t>
+            </w:r>
+          </w:p>
+        </w:tc>
+        <w:tc>
+          <w:tcPr>
+            <w:tcW w:type="dxa" w:w="1871"/>
+            <w:shd w:fill="E7EFF1"/>
+            <w:vAlign w:val="center"/>
+          </w:tcPr>
+          <w:p>
+            <w:r>
+              <w:rPr>
+                <w:rFonts w:ascii="Arial" w:hAnsi="Arial" w:eastAsia="Arial"/>
+                <w:b/>
+                <w:color w:val="173941"/>
+                <w:sz w:val="17"/>
+              </w:rPr>
+              <w:t>ab August 2026</w:t>
+            </w:r>
+          </w:p>
+        </w:tc>
+        <w:tc>
+          <w:tcPr>
+            <w:tcW w:type="dxa" w:w="1701"/>
+            <w:shd w:fill="E7EFF1"/>
+            <w:vAlign w:val="center"/>
+          </w:tcPr>
+          <w:p>
+            <w:r>
+              <w:rPr>
+                <w:rFonts w:ascii="Arial" w:hAnsi="Arial" w:eastAsia="Arial"/>
+                <w:b/>
+                <w:color w:val="173941"/>
+                <w:sz w:val="17"/>
+              </w:rPr>
+              <w:t>Differenz</w:t>
+            </w:r>
+          </w:p>
+        </w:tc>
+      </w:tr>
+      <w:tr>
+        <w:tc>
+          <w:tcPr>
+            <w:tcW w:type="dxa" w:w="3628"/>
+            <w:vAlign w:val="top"/>
+          </w:tcPr>
+          <w:p>
+            <w:r>
+              <w:rPr>
+                <w:rFonts w:ascii="Arial" w:hAnsi="Arial" w:eastAsia="Arial"/>
+                <w:b w:val="0"/>
+                <w:sz w:val="16"/>
+              </w:rPr>
+              <w:t>Grundrente aus Arbeitgeberbeiträgen</w:t>
+            </w:r>
+          </w:p>
+        </w:tc>
+        <w:tc>
+          <w:tcPr>
+            <w:tcW w:type="dxa" w:w="1871"/>
+            <w:vAlign w:val="top"/>
+          </w:tcPr>
+          <w:p>
+            <w:r>
+              <w:rPr>
+                <w:rFonts w:ascii="Arial" w:hAnsi="Arial" w:eastAsia="Arial"/>
+                <w:b w:val="0"/>
+                <w:sz w:val="16"/>
+              </w:rPr>
+              <w:t>398,20 EUR</w:t>
+            </w:r>
+          </w:p>
+        </w:tc>
+        <w:tc>
+          <w:tcPr>
+            <w:tcW w:type="dxa" w:w="1871"/>
+            <w:vAlign w:val="top"/>
+          </w:tcPr>
+          <w:p>
+            <w:r>
+              <w:rPr>
+                <w:rFonts w:ascii="Arial" w:hAnsi="Arial" w:eastAsia="Arial"/>
+                <w:b w:val="0"/>
+                <w:sz w:val="16"/>
+              </w:rPr>
+              <w:t>365,15 EUR</w:t>
+            </w:r>
+          </w:p>
+        </w:tc>
+        <w:tc>
+          <w:tcPr>
+            <w:tcW w:type="dxa" w:w="1701"/>
+            <w:vAlign w:val="top"/>
+          </w:tcPr>
+          <w:p>
+            <w:r>
+              <w:rPr>
+                <w:rFonts w:ascii="Arial" w:hAnsi="Arial" w:eastAsia="Arial"/>
+                <w:b w:val="0"/>
+                <w:sz w:val="16"/>
+              </w:rPr>
+              <w:t>-33,05 EUR</w:t>
+            </w:r>
+          </w:p>
+        </w:tc>
+      </w:tr>
+      <w:tr>
+        <w:tc>
+          <w:tcPr>
+            <w:tcW w:type="dxa" w:w="3628"/>
+            <w:vAlign w:val="top"/>
+          </w:tcPr>
+          <w:p>
+            <w:r>
+              <w:rPr>
+                <w:rFonts w:ascii="Arial" w:hAnsi="Arial" w:eastAsia="Arial"/>
+                <w:b w:val="0"/>
+                <w:sz w:val="16"/>
+              </w:rPr>
+              <w:t>Rente aus Entgeltumwandlung</w:t>
+            </w:r>
+          </w:p>
+        </w:tc>
+        <w:tc>
+          <w:tcPr>
+            <w:tcW w:type="dxa" w:w="1871"/>
+            <w:vAlign w:val="top"/>
+          </w:tcPr>
+          <w:p>
+            <w:r>
+              <w:rPr>
+                <w:rFonts w:ascii="Arial" w:hAnsi="Arial" w:eastAsia="Arial"/>
+                <w:b w:val="0"/>
+                <w:sz w:val="16"/>
+              </w:rPr>
+              <w:t>88,50 EUR</w:t>
+            </w:r>
+          </w:p>
+        </w:tc>
+        <w:tc>
+          <w:tcPr>
+            <w:tcW w:type="dxa" w:w="1871"/>
+            <w:vAlign w:val="top"/>
+          </w:tcPr>
+          <w:p>
+            <w:r>
+              <w:rPr>
+                <w:rFonts w:ascii="Arial" w:hAnsi="Arial" w:eastAsia="Arial"/>
+                <w:b w:val="0"/>
+                <w:sz w:val="16"/>
+              </w:rPr>
+              <w:t>80,65 EUR</w:t>
+            </w:r>
+          </w:p>
+        </w:tc>
+        <w:tc>
+          <w:tcPr>
+            <w:tcW w:type="dxa" w:w="1701"/>
+            <w:vAlign w:val="top"/>
+          </w:tcPr>
+          <w:p>
+            <w:r>
+              <w:rPr>
+                <w:rFonts w:ascii="Arial" w:hAnsi="Arial" w:eastAsia="Arial"/>
+                <w:b w:val="0"/>
+                <w:sz w:val="16"/>
+              </w:rPr>
+              <w:t>-7,85 EUR</w:t>
+            </w:r>
+          </w:p>
+        </w:tc>
+      </w:tr>
+      <w:tr>
+        <w:tc>
+          <w:tcPr>
+            <w:tcW w:type="dxa" w:w="3628"/>
+            <w:vAlign w:val="top"/>
+          </w:tcPr>
+          <w:p>
+            <w:r>
+              <w:rPr>
+                <w:rFonts w:ascii="Arial" w:hAnsi="Arial" w:eastAsia="Arial"/>
+                <w:b w:val="0"/>
+                <w:sz w:val="16"/>
+              </w:rPr>
+              <w:t>Gesamt brutto</w:t>
+            </w:r>
+          </w:p>
+        </w:tc>
+        <w:tc>
+          <w:tcPr>
+            <w:tcW w:type="dxa" w:w="1871"/>
+            <w:vAlign w:val="top"/>
+          </w:tcPr>
+          <w:p>
+            <w:r>
+              <w:rPr>
+                <w:rFonts w:ascii="Arial" w:hAnsi="Arial" w:eastAsia="Arial"/>
+                <w:b w:val="0"/>
+                <w:sz w:val="16"/>
+              </w:rPr>
+              <w:t>486,70 EUR</w:t>
+            </w:r>
+          </w:p>
+        </w:tc>
+        <w:tc>
+          <w:tcPr>
+            <w:tcW w:type="dxa" w:w="1871"/>
+            <w:vAlign w:val="top"/>
+          </w:tcPr>
+          <w:p>
+            <w:r>
+              <w:rPr>
+                <w:rFonts w:ascii="Arial" w:hAnsi="Arial" w:eastAsia="Arial"/>
+                <w:b w:val="0"/>
+                <w:sz w:val="16"/>
+              </w:rPr>
+              <w:t>445,80 EUR</w:t>
+            </w:r>
+          </w:p>
+        </w:tc>
+        <w:tc>
+          <w:tcPr>
+            <w:tcW w:type="dxa" w:w="1701"/>
+            <w:vAlign w:val="top"/>
+          </w:tcPr>
+          <w:p>
+            <w:r>
+              <w:rPr>
+                <w:rFonts w:ascii="Arial" w:hAnsi="Arial" w:eastAsia="Arial"/>
+                <w:b w:val="0"/>
+                <w:sz w:val="16"/>
+              </w:rPr>
+              <w:t>-40,90 EUR</w:t>
+            </w:r>
+          </w:p>
+        </w:tc>
+      </w:tr>
+    </w:tbl>
+    <w:p/>
+    <w:p>
+      <w:pPr>
+        <w:pStyle w:val="Heading1"/>
+      </w:pPr>
+      <w:r>
+        <w:t>3. Hintergrund der Änderung</w:t>
+      </w:r>
+    </w:p>
+    <w:p>
+      <w:pPr>
         <w:jc w:val="both"/>
       </w:pPr>
       <w:r>
-        <w:t>Die Pensionskasse begründet die Kürzung mit genehmigtem Sanierungsplan und Kapitalmarktlage.</w:t>
+        <w:rPr>
+          <w:rFonts w:ascii="Arial" w:hAnsi="Arial" w:eastAsia="Arial"/>
+          <w:b w:val="0"/>
+          <w:sz w:val="21"/>
+        </w:rPr>
+        <w:t>Die Vertreterversammlung hat am 26. Februar 2026 auf Vorschlag des Verantwortlichen Aktuars eine Herabsetzung des Rentenfaktors beschlossen. Die Maßnahme wurde nach unserer Mitteilung am 22. April 2026 aufsichtsrechtlich nicht beanstandet. Ursache seien die längerfristig gesunkene Verzinsung des Sicherungsvermögens, gestiegene biometrische Aufwendungen und die notwendige Wiederauffüllung der Verlustrücklage.</w:t>
+      </w:r>
+    </w:p>
+    <w:p>
+      <w:pPr>
+        <w:jc w:val="both"/>
+      </w:pPr>
+      <w:r>
+        <w:rPr>
+          <w:rFonts w:ascii="Arial" w:hAnsi="Arial" w:eastAsia="Arial"/>
+          <w:b w:val="0"/>
+          <w:sz w:val="21"/>
+        </w:rPr>
+        <w:t>Die beigefügte Sanierungsübersicht zeigt die Maßnahme auf Kassenebene. Ob Ihr früherer Arbeitgeber aufgrund seiner Versorgungszusage einen Ausgleich schuldet, wird von uns nicht entschieden. Bitte wenden Sie sich hierzu unter Vorlage dieser Mitteilung an die Rhein-Main Drucktechnik AG.</w:t>
+      </w:r>
+    </w:p>
+    <w:p>
+      <w:pPr>
+        <w:pStyle w:val="Heading1"/>
+      </w:pPr>
+      <w:r>
+        <w:t>4. Auszahlung und Rückfragen</w:t>
+      </w:r>
+    </w:p>
+    <w:p>
+      <w:pPr>
+        <w:jc w:val="both"/>
+      </w:pPr>
+      <w:r>
+        <w:rPr>
+          <w:rFonts w:ascii="Arial" w:hAnsi="Arial" w:eastAsia="Arial"/>
+          <w:b w:val="0"/>
+          <w:sz w:val="21"/>
+        </w:rPr>
+        <w:t>Die erste gekürzte Zahlung erfolgt voraussichtlich am 31. August 2026. Änderungen Ihrer Bankverbindung teilen Sie uns bitte bis zum 10. August 2026 schriftlich mit. Für Rückfragen ist Frau Annika Wolf unter der Durchwahl 0611 4488-247 erreichbar.</w:t>
+      </w:r>
+    </w:p>
+    <w:p>
+      <w:pPr>
+        <w:jc w:val="both"/>
+      </w:pPr>
+      <w:r>
+        <w:rPr>
+          <w:rFonts w:ascii="Arial" w:hAnsi="Arial" w:eastAsia="Arial"/>
+          <w:b w:val="0"/>
+          <w:sz w:val="21"/>
+        </w:rPr>
+        <w:t>Mit freundlichen Grüßen</w:t>
+      </w:r>
+    </w:p>
+    <w:p>
+      <w:pPr>
+        <w:spacing w:before="280"/>
+      </w:pPr>
+      <w:r>
+        <w:rPr>
+          <w:rFonts w:ascii="Arial" w:hAnsi="Arial" w:eastAsia="Arial"/>
+          <w:b/>
+          <w:sz w:val="21"/>
+        </w:rPr>
+        <w:t>Annika Wolf · Thomas Scherer</w:t>
+      </w:r>
+    </w:p>
+    <w:p>
+      <w:pPr>
+        <w:spacing w:after="0"/>
+      </w:pPr>
+      <w:r>
+        <w:rPr>
+          <w:rFonts w:ascii="Arial" w:hAnsi="Arial" w:eastAsia="Arial"/>
+          <w:b w:val="0"/>
+          <w:color w:val="5C6569"/>
+          <w:sz w:val="18"/>
+        </w:rPr>
+        <w:t>Leistungsservice · Abteilungsleiter Versorgung</w:t>
       </w:r>
     </w:p>
     <w:sectPr>
       <w:headerReference w:type="default" r:id="rId9"/>
       <w:footerReference w:type="default" r:id="rId10"/>
-      <w:pgSz w:w="12240" w:h="15840"/>
-      <w:pgMar w:top="1191" w:right="1247" w:bottom="1134" w:left="1361" w:header="720" w:footer="720" w:gutter="0"/>
+      <w:pgSz w:w="11906" w:h="16838"/>
+      <w:pgMar w:top="1247" w:right="1134" w:bottom="1134" w:left="1332" w:header="454" w:footer="454" w:gutter="0"/>
       <w:cols w:space="720"/>
       <w:docGrid w:linePitch="360"/>
     </w:sectPr>
@@ -66,19 +641,68 @@
   <w:p>
     <w:pPr>
       <w:pStyle w:val="Footer"/>
-      <w:jc w:val="left"/>
-    </w:pPr>
-    <w:r/>
-    <w:r>
-      <w:rPr>
-        <w:rFonts w:ascii="Times New Roman" w:hAnsi="Times New Roman"/>
-        <w:b w:val="0"/>
-        <w:color w:val="777777"/>
-        <w:sz w:val="17"/>
-      </w:rPr>
-      <w:t>Vertraulich | Bearbeitungsstand Juli 2026 | nur zur Aktenbearbeitung</w:t>
-    </w:r>
+    </w:pPr>
   </w:p>
+  <w:tbl>
+    <w:tblPr>
+      <w:tblW w:type="auto" w:w="0"/>
+      <w:jc w:val="center"/>
+      <w:tblLayout w:type="fixed"/>
+      <w:tblLook w:firstColumn="1" w:firstRow="1" w:lastColumn="0" w:lastRow="0" w:noHBand="0" w:noVBand="1" w:val="04A0"/>
+    </w:tblPr>
+    <w:tblGrid>
+      <w:gridCol w:w="7257"/>
+      <w:gridCol w:w="2154"/>
+    </w:tblGrid>
+    <w:tr>
+      <w:tc>
+        <w:tcPr>
+          <w:tcW w:type="dxa" w:w="7257"/>
+        </w:tcPr>
+        <w:p>
+          <w:r>
+            <w:rPr>
+              <w:rFonts w:ascii="Arial" w:hAnsi="Arial" w:eastAsia="Arial"/>
+              <w:b w:val="0"/>
+              <w:color w:val="5C6569"/>
+              <w:sz w:val="14"/>
+            </w:rPr>
+            <w:t>Mitgliedsnummer RM-1989-044716 · Leistungsservice 3</w:t>
+          </w:r>
+        </w:p>
+      </w:tc>
+      <w:tc>
+        <w:tcPr>
+          <w:tcW w:type="dxa" w:w="2154"/>
+        </w:tcPr>
+        <w:p>
+          <w:pPr>
+            <w:jc w:val="right"/>
+          </w:pPr>
+          <w:r>
+            <w:rPr>
+              <w:rFonts w:ascii="Arial" w:hAnsi="Arial" w:eastAsia="Arial"/>
+              <w:b w:val="0"/>
+              <w:color w:val="5C6569"/>
+              <w:sz w:val="14"/>
+            </w:rPr>
+            <w:t xml:space="preserve">Seite </w:t>
+          </w:r>
+          <w:r>
+            <w:rPr>
+              <w:rFonts w:ascii="Arial" w:hAnsi="Arial" w:eastAsia="Arial"/>
+              <w:b w:val="0"/>
+              <w:color w:val="5C6569"/>
+              <w:sz w:val="14"/>
+            </w:rPr>
+            <w:fldChar w:fldCharType="begin"/>
+            <w:instrText xml:space="preserve">PAGE</w:instrText>
+            <w:fldChar w:fldCharType="end"/>
+          </w:r>
+        </w:p>
+      </w:tc>
+    </w:tr>
+  </w:tbl>
 </w:ftr>
 </file>
 
@@ -87,18 +711,58 @@
   <w:p>
     <w:pPr>
       <w:pStyle w:val="Header"/>
-      <w:jc w:val="left"/>
-    </w:pPr>
-    <w:r/>
+      <w:spacing w:after="20"/>
+    </w:pPr>
     <w:r>
       <w:rPr>
-        <w:rFonts w:ascii="Times New Roman" w:hAnsi="Times New Roman"/>
+        <w:rFonts w:ascii="Arial" w:hAnsi="Arial" w:eastAsia="Arial"/>
+        <w:b/>
+        <w:color w:val="173941"/>
+        <w:sz w:val="19"/>
+      </w:rPr>
+      <w:t>Rhein-Main Pensionskasse VVaG</w:t>
+    </w:r>
+  </w:p>
+  <w:p>
+    <w:pPr>
+      <w:spacing w:after="0"/>
+    </w:pPr>
+    <w:r>
+      <w:rPr>
+        <w:rFonts w:ascii="Arial" w:hAnsi="Arial" w:eastAsia="Arial"/>
         <w:b w:val="0"/>
-        <w:i w:val="0"/>
-        <w:color w:val="666666"/>
-        <w:sz w:val="17"/>
-      </w:rPr>
-      <w:t>Rentenberatung Jessen &amp; Kollegium | Renten- und Versorgungsakte | Bearbeitungsstand Juli 2026</w:t>
+        <w:color w:val="5C6569"/>
+        <w:sz w:val="14"/>
+      </w:rPr>
+      <w:t>Abraham-Lincoln-Straße 24 · 65189 Wiesbaden</w:t>
+    </w:r>
+  </w:p>
+  <w:p>
+    <w:pPr>
+      <w:spacing w:after="0"/>
+    </w:pPr>
+    <w:r>
+      <w:rPr>
+        <w:rFonts w:ascii="Arial" w:hAnsi="Arial" w:eastAsia="Arial"/>
+        <w:b w:val="0"/>
+        <w:color w:val="5C6569"/>
+        <w:sz w:val="14"/>
+      </w:rPr>
+      <w:t>Telefon 0611 4488-0 · leistung@rmpk.de · BIC RMPKDEFFXXX</w:t>
+    </w:r>
+  </w:p>
+  <w:p>
+    <w:pPr>
+      <w:spacing w:after="0"/>
+    </w:pPr>
+    <w:r>
+      <w:rPr>
+        <w:rFonts w:ascii="Arial" w:hAnsi="Arial" w:eastAsia="Arial"/>
+        <w:b w:val="0"/>
+        <w:color w:val="5C6569"/>
+        <w:sz w:val="14"/>
+      </w:rPr>
+      <w:t>Vorstand: Dr. Heike Wendland · Aufsicht: Bundesanstalt für Finanzdienstleistungsaufsicht</w:t>
     </w:r>
   </w:p>
 </w:hdr>
@@ -467,9 +1131,13 @@
     <w:name w:val="Normal"/>
     <w:qFormat/>
     <w:rsid w:val="00FC693F"/>
+    <w:pPr>
+      <w:spacing w:after="120" w:line="259" w:lineRule="auto"/>
+      <w:widowControl/>
+    </w:pPr>
     <w:rPr>
-      <w:rFonts w:ascii="Times New Roman" w:hAnsi="Times New Roman"/>
-      <w:sz w:val="22"/>
+      <w:rFonts w:ascii="Arial" w:hAnsi="Arial"/>
+      <w:sz w:val="21"/>
     </w:rPr>
   </w:style>
   <w:style w:type="paragraph" w:styleId="Header">
@@ -527,15 +1195,15 @@
     <w:pPr>
       <w:keepNext/>
       <w:keepLines/>
-      <w:spacing w:before="480" w:after="0"/>
+      <w:spacing w:before="200" w:after="120"/>
       <w:outlineLvl w:val="0"/>
     </w:pPr>
     <w:rPr>
-      <w:rFonts w:asciiTheme="majorHAnsi" w:eastAsiaTheme="majorEastAsia" w:hAnsiTheme="majorHAnsi" w:cstheme="majorBidi" w:ascii="Times New Roman" w:hAnsi="Times New Roman"/>
+      <w:rFonts w:asciiTheme="majorHAnsi" w:eastAsiaTheme="majorEastAsia" w:hAnsiTheme="majorHAnsi" w:cstheme="majorBidi" w:ascii="Arial" w:hAnsi="Arial"/>
       <w:b/>
       <w:bCs/>
-      <w:color w:val="365F91" w:themeColor="accent1" w:themeShade="BF"/>
-      <w:sz w:val="28"/>
+      <w:color w:val="173941"/>
+      <w:sz w:val="26"/>
       <w:szCs w:val="28"/>
     </w:rPr>
   </w:style>
@@ -551,15 +1219,15 @@
     <w:pPr>
       <w:keepNext/>
       <w:keepLines/>
-      <w:spacing w:before="200" w:after="0"/>
+      <w:spacing w:before="200" w:after="120"/>
       <w:outlineLvl w:val="1"/>
     </w:pPr>
     <w:rPr>
-      <w:rFonts w:asciiTheme="majorHAnsi" w:eastAsiaTheme="majorEastAsia" w:hAnsiTheme="majorHAnsi" w:cstheme="majorBidi" w:ascii="Times New Roman" w:hAnsi="Times New Roman"/>
+      <w:rFonts w:asciiTheme="majorHAnsi" w:eastAsiaTheme="majorEastAsia" w:hAnsiTheme="majorHAnsi" w:cstheme="majorBidi" w:ascii="Arial" w:hAnsi="Arial"/>
       <w:b/>
       <w:bCs/>
-      <w:color w:val="4F81BD" w:themeColor="accent1"/>
-      <w:sz w:val="24"/>
+      <w:color w:val="173941"/>
+      <w:sz w:val="22"/>
       <w:szCs w:val="26"/>
     </w:rPr>
   </w:style>
@@ -813,19 +1481,20 @@
     <w:qFormat/>
     <w:rsid w:val="00FC693F"/>
     <w:pPr>
+      <w:keepNext/>
       <w:pBdr>
         <w:bottom w:val="single" w:sz="8" w:space="4" w:color="4F81BD" w:themeColor="accent1"/>
       </w:pBdr>
-      <w:spacing w:after="300" w:line="240" w:lineRule="auto"/>
+      <w:spacing w:after="120" w:line="240" w:lineRule="auto" w:before="0"/>
       <w:contextualSpacing/>
     </w:pPr>
     <w:rPr>
-      <w:rFonts w:asciiTheme="majorHAnsi" w:eastAsiaTheme="majorEastAsia" w:hAnsiTheme="majorHAnsi" w:cstheme="majorBidi" w:ascii="Times New Roman" w:hAnsi="Times New Roman"/>
+      <w:rFonts w:asciiTheme="majorHAnsi" w:eastAsiaTheme="majorEastAsia" w:hAnsiTheme="majorHAnsi" w:cstheme="majorBidi" w:ascii="Arial" w:hAnsi="Arial"/>
       <w:b/>
-      <w:color w:val="17365D" w:themeColor="text2" w:themeShade="BF"/>
+      <w:color w:val="173941"/>
       <w:spacing w:val="5"/>
       <w:kern w:val="28"/>
-      <w:sz w:val="30"/>
+      <w:sz w:val="36"/>
       <w:szCs w:val="52"/>
     </w:rPr>
   </w:style>
